--- a/templates/şablonlar/6- Makine Tezgahlar/FR7.2.118 İndiksiyon Makinesi Muayene ve Ölçüm Raporu -.docx
+++ b/templates/şablonlar/6- Makine Tezgahlar/FR7.2.118 İndiksiyon Makinesi Muayene ve Ölçüm Raporu -.docx
@@ -4326,7 +4326,7 @@
               <w:sz w:val="16"/>
               <w:szCs w:val="18"/>
             </w:rPr>
-            <w:t xml:space="preserve">Fetih Mahallesi Aslanlı Kışla </w:t>
+            <w:t xml:space="preserve">Akabe Mahallesi Aslanlı Kışla </w:t>
           </w:r>
           <w:proofErr w:type="spellStart"/>
           <w:r>
